--- a/src/modules/planning/expectation-horizon-template-gAeA.docx
+++ b/src/modules/planning/expectation-horizon-template-gAeA.docx
@@ -1054,12 +1054,30 @@
     </w:p>
     <w:p>
       <w:pPr>
-        <w:jc w:val="both"/>
+        <w:spacing w:after="0" w:line="240" w:lineRule="auto"/>
+        <w:ind w:left="-284" w:right="-426"/>
         <w:rPr>
           <w:rFonts w:cstheme="minorHAnsi"/>
           <w:szCs w:val="22"/>
         </w:rPr>
       </w:pPr>
+    </w:p>
+    <w:p>
+      <w:pPr>
+        <w:spacing w:after="0" w:line="240" w:lineRule="auto"/>
+        <w:ind w:left="-284" w:right="-426"/>
+        <w:rPr>
+          <w:rFonts w:cstheme="minorHAnsi"/>
+          <w:szCs w:val="22"/>
+        </w:rPr>
+      </w:pPr>
+      <w:r>
+        <w:rPr>
+          <w:rFonts w:cstheme="minorHAnsi"/>
+          <w:szCs w:val="22"/>
+        </w:rPr>
+        <w:t>&lt;&lt;Prozentrang&gt;&gt;</w:t>
+      </w:r>
     </w:p>
     <w:sectPr>
       <w:headerReference w:type="even" r:id="rId7"/>

--- a/src/modules/planning/expectation-horizon-template-gAeA.docx
+++ b/src/modules/planning/expectation-horizon-template-gAeA.docx
@@ -1061,6 +1061,13 @@
           <w:szCs w:val="22"/>
         </w:rPr>
       </w:pPr>
+      <w:r>
+        <w:rPr>
+          <w:rFonts w:cstheme="minorHAnsi"/>
+          <w:szCs w:val="22"/>
+        </w:rPr>
+        <w:t>&lt;&lt;Prozentgrenzen&gt;&gt;</w:t>
+      </w:r>
     </w:p>
     <w:p>
       <w:pPr>
@@ -1361,23 +1368,7 @@
               <w:rFonts w:cstheme="minorHAnsi"/>
               <w:color w:val="000000" w:themeColor="text1"/>
             </w:rPr>
-            <w:t>&lt;&lt;</w:t>
-          </w:r>
-          <w:proofErr w:type="spellStart"/>
-          <w:r>
-            <w:rPr>
-              <w:rFonts w:cstheme="minorHAnsi"/>
-              <w:color w:val="000000" w:themeColor="text1"/>
-            </w:rPr>
-            <w:t>gAeA</w:t>
-          </w:r>
-          <w:proofErr w:type="spellEnd"/>
-          <w:r>
-            <w:rPr>
-              <w:rFonts w:cstheme="minorHAnsi"/>
-              <w:color w:val="000000" w:themeColor="text1"/>
-            </w:rPr>
-            <w:t>&gt;&gt;</w:t>
+            <w:t>&lt;&lt;gAeA&gt;&gt;</w:t>
           </w:r>
         </w:p>
       </w:tc>
